--- a/renamer-and-organizer-data/Initial NTP and RPD to W.docx
+++ b/renamer-and-organizer-data/Initial NTP and RPD to W.docx
@@ -1,6 +1,6 @@
 
 <file path=word/document.xml><?xml version="1.0" encoding="utf-8"?>
-<w:document xmlns:wpc="http://schemas.microsoft.com/office/word/2010/wordprocessingCanvas" xmlns:cx="http://schemas.microsoft.com/office/drawing/2014/chartex" xmlns:cx1="http://schemas.microsoft.com/office/drawing/2015/9/8/chartex" xmlns:cx2="http://schemas.microsoft.com/office/drawing/2015/10/21/chartex" xmlns:cx3="http://schemas.microsoft.com/office/drawing/2016/5/9/chartex" xmlns:cx4="http://schemas.microsoft.com/office/drawing/2016/5/10/chartex" xmlns:cx5="http://schemas.microsoft.com/office/drawing/2016/5/11/chartex" xmlns:cx6="http://schemas.microsoft.com/office/drawing/2016/5/12/chartex" xmlns:cx7="http://schemas.microsoft.com/office/drawing/2016/5/13/chartex" xmlns:cx8="http://schemas.microsoft.com/office/drawing/2016/5/14/chartex" xmlns:mc="http://schemas.openxmlformats.org/markup-compatibility/2006" xmlns:m="http://schemas.openxmlformats.org/officeDocument/2006/math" xmlns:aink="http://schemas.microsoft.com/office/drawing/2016/ink" xmlns:am3d="http://schemas.microsoft.com/office/drawing/2017/model3d" xmlns:oel="http://schemas.microsoft.com/office/2019/extlst" xmlns:r="http://schemas.openxmlformats.org/officeDocument/2006/relationships" xmlns:wp14="http://schemas.microsoft.com/office/word/2010/wordprocessingDrawing" xmlns:wp="http://schemas.openxmlformats.org/drawingml/2006/wordprocessingDrawing" xmlns:wpg="http://schemas.microsoft.com/office/word/2010/wordprocessingGroup" xmlns:wpi="http://schemas.microsoft.com/office/word/2010/wordprocessingInk" xmlns:wps="http://schemas.microsoft.com/office/word/2010/wordprocessingShape" xmlns:o="urn:schemas-microsoft-com:office:office" xmlns:v="urn:schemas-microsoft-com:vml" xmlns:w10="urn:schemas-microsoft-com:office:word" xmlns:w="http://schemas.openxmlformats.org/wordprocessingml/2006/main" xmlns:w14="http://schemas.microsoft.com/office/word/2010/wordml" xmlns:w15="http://schemas.microsoft.com/office/word/2012/wordml" xmlns:w16cex="http://schemas.microsoft.com/office/word/2018/wordml/cex" xmlns:w16cid="http://schemas.microsoft.com/office/word/2016/wordml/cid" xmlns:w16="http://schemas.microsoft.com/office/word/2018/wordml" xmlns:w16sdtdh="http://schemas.microsoft.com/office/word/2020/wordml/sdtdatahash" xmlns:w16sdtfl="http://schemas.microsoft.com/office/word/2024/wordml/sdtformatlock" xmlns:w16se="http://schemas.microsoft.com/office/word/2015/wordml/symex" xmlns:w16du="http://schemas.microsoft.com/office/word/2023/wordml/word16du" xmlns:wne="http://schemas.microsoft.com/office/word/2006/wordml" mc:Ignorable="w14 w15 w16se w16cid w16 w16cex w16sdtdh w16sdtfl w16du wp14">
+<w:document xmlns:wpc="http://schemas.microsoft.com/office/word/2010/wordprocessingCanvas" xmlns:cx="http://schemas.microsoft.com/office/drawing/2014/chartex" xmlns:cx1="http://schemas.microsoft.com/office/drawing/2015/9/8/chartex" xmlns:cx2="http://schemas.microsoft.com/office/drawing/2015/10/21/chartex" xmlns:cx3="http://schemas.microsoft.com/office/drawing/2016/5/9/chartex" xmlns:cx4="http://schemas.microsoft.com/office/drawing/2016/5/10/chartex" xmlns:cx5="http://schemas.microsoft.com/office/drawing/2016/5/11/chartex" xmlns:cx6="http://schemas.microsoft.com/office/drawing/2016/5/12/chartex" xmlns:cx7="http://schemas.microsoft.com/office/drawing/2016/5/13/chartex" xmlns:cx8="http://schemas.microsoft.com/office/drawing/2016/5/14/chartex" xmlns:mc="http://schemas.openxmlformats.org/markup-compatibility/2006" xmlns:aink="http://schemas.microsoft.com/office/drawing/2016/ink" xmlns:am3d="http://schemas.microsoft.com/office/drawing/2017/model3d" xmlns:o="urn:schemas-microsoft-com:office:office" xmlns:oel="http://schemas.microsoft.com/office/2019/extlst" xmlns:r="http://schemas.openxmlformats.org/officeDocument/2006/relationships" xmlns:m="http://schemas.openxmlformats.org/officeDocument/2006/math" xmlns:v="urn:schemas-microsoft-com:vml" xmlns:wp14="http://schemas.microsoft.com/office/word/2010/wordprocessingDrawing" xmlns:wp="http://schemas.openxmlformats.org/drawingml/2006/wordprocessingDrawing" xmlns:w10="urn:schemas-microsoft-com:office:word" xmlns:w="http://schemas.openxmlformats.org/wordprocessingml/2006/main" xmlns:w14="http://schemas.microsoft.com/office/word/2010/wordml" xmlns:w15="http://schemas.microsoft.com/office/word/2012/wordml" xmlns:w16cex="http://schemas.microsoft.com/office/word/2018/wordml/cex" xmlns:w16cid="http://schemas.microsoft.com/office/word/2016/wordml/cid" xmlns:w16="http://schemas.microsoft.com/office/word/2018/wordml" xmlns:w16du="http://schemas.microsoft.com/office/word/2023/wordml/word16du" xmlns:w16sdtdh="http://schemas.microsoft.com/office/word/2020/wordml/sdtdatahash" xmlns:w16sdtfl="http://schemas.microsoft.com/office/word/2024/wordml/sdtformatlock" xmlns:w16se="http://schemas.microsoft.com/office/word/2015/wordml/symex" xmlns:wpg="http://schemas.microsoft.com/office/word/2010/wordprocessingGroup" xmlns:wpi="http://schemas.microsoft.com/office/word/2010/wordprocessingInk" xmlns:wne="http://schemas.microsoft.com/office/word/2006/wordml" xmlns:wps="http://schemas.microsoft.com/office/word/2010/wordprocessingShape" mc:Ignorable="w14 w15 w16se w16cid w16 w16cex w16sdtdh w16sdtfl w16du wp14">
   <w:body>
     <w:p>
       <w:pPr>
@@ -304,25 +304,7 @@
           <w:color w:val="000000"/>
           <w:sz w:val="24"/>
         </w:rPr>
-        <w:t xml:space="preserve">The term document when used herein shall include </w:t>
-      </w:r>
-      <w:proofErr w:type="gramStart"/>
-      <w:r>
-        <w:rPr>
-          <w:rFonts w:eastAsia="Times New Roman"/>
-          <w:color w:val="000000"/>
-          <w:sz w:val="24"/>
-        </w:rPr>
-        <w:t>any and all</w:t>
-      </w:r>
-      <w:proofErr w:type="gramEnd"/>
-      <w:r>
-        <w:rPr>
-          <w:rFonts w:eastAsia="Times New Roman"/>
-          <w:color w:val="000000"/>
-          <w:sz w:val="24"/>
-        </w:rPr>
-        <w:t xml:space="preserve"> form of written communication including but not limited to letter, fax, e-mail, text message or any other form of non-oral communication.</w:t>
+        <w:t>The term document when used herein shall include any and all form of written communication including but not limited to letter, fax, e-mail, text message or any other form of non-oral communication.</w:t>
       </w:r>
     </w:p>
     <w:p>
@@ -395,34 +377,7 @@
           <w:color w:val="000000"/>
           <w:sz w:val="24"/>
         </w:rPr>
-        <w:t xml:space="preserve">Please produce </w:t>
-      </w:r>
-      <w:proofErr w:type="gramStart"/>
-      <w:r>
-        <w:rPr>
-          <w:rFonts w:eastAsia="Times New Roman"/>
-          <w:color w:val="000000"/>
-          <w:sz w:val="24"/>
-        </w:rPr>
-        <w:t>any and all</w:t>
-      </w:r>
-      <w:proofErr w:type="gramEnd"/>
-      <w:r>
-        <w:rPr>
-          <w:rFonts w:eastAsia="Times New Roman"/>
-          <w:color w:val="000000"/>
-          <w:sz w:val="24"/>
-        </w:rPr>
-        <w:t xml:space="preserve"> copies of income tax returns filed by you individually and/or jointly with any other or others, including corporate tax returns, with the Federal and State since January 1, </w:t>
-      </w:r>
-      <w:proofErr w:type="gramStart"/>
-      <w:r>
-        <w:rPr>
-          <w:rFonts w:eastAsia="Times New Roman"/>
-          <w:color w:val="000000"/>
-          <w:sz w:val="24"/>
-        </w:rPr>
-        <w:t>202</w:t>
+        <w:t>Please produce any and all copies of income tax returns filed by you individually and/or jointly with any other or others, including corporate tax returns, with the Federal and State since January 1, 202</w:t>
       </w:r>
       <w:r>
         <w:rPr>
@@ -432,7 +387,6 @@
         </w:rPr>
         <w:t>4</w:t>
       </w:r>
-      <w:proofErr w:type="gramEnd"/>
       <w:r>
         <w:rPr>
           <w:rFonts w:eastAsia="Times New Roman"/>
@@ -494,9 +448,8 @@
           <w:spacing w:val="3"/>
           <w:sz w:val="24"/>
         </w:rPr>
-        <w:t xml:space="preserve">Please produce </w:t>
-      </w:r>
-      <w:proofErr w:type="gramStart"/>
+        <w:t>Please produce any and all pay stubs, statements of earnings, W-2 forms, 1099 forms, K-l forms or other evidence of income since January 1, 202</w:t>
+      </w:r>
       <w:r>
         <w:rPr>
           <w:rFonts w:eastAsia="Times New Roman"/>
@@ -504,38 +457,8 @@
           <w:spacing w:val="3"/>
           <w:sz w:val="24"/>
         </w:rPr>
-        <w:t>any and all</w:t>
-      </w:r>
-      <w:proofErr w:type="gramEnd"/>
-      <w:r>
-        <w:rPr>
-          <w:rFonts w:eastAsia="Times New Roman"/>
-          <w:color w:val="000000"/>
-          <w:spacing w:val="3"/>
-          <w:sz w:val="24"/>
-        </w:rPr>
-        <w:t xml:space="preserve"> pay stubs, statements of earnings, W-2 forms, 1099 forms, K-l forms or other evidence of income since January 1, </w:t>
-      </w:r>
-      <w:proofErr w:type="gramStart"/>
-      <w:r>
-        <w:rPr>
-          <w:rFonts w:eastAsia="Times New Roman"/>
-          <w:color w:val="000000"/>
-          <w:spacing w:val="3"/>
-          <w:sz w:val="24"/>
-        </w:rPr>
-        <w:t>202</w:t>
-      </w:r>
-      <w:r>
-        <w:rPr>
-          <w:rFonts w:eastAsia="Times New Roman"/>
-          <w:color w:val="000000"/>
-          <w:spacing w:val="3"/>
-          <w:sz w:val="24"/>
-        </w:rPr>
         <w:t>4</w:t>
       </w:r>
-      <w:proofErr w:type="gramEnd"/>
       <w:r>
         <w:rPr>
           <w:rFonts w:eastAsia="Times New Roman"/>
@@ -676,16 +599,7 @@
           <w:color w:val="000000"/>
           <w:sz w:val="24"/>
         </w:rPr>
-        <w:t xml:space="preserve">Please produce any and all records of all bank checking and/or savings accounts, money market accounts, investment accounts, or other financial institutions, maintained by you individually and/or jointly with any other or others including, but not limited to, monthly bank statements, all canceled checks, all deposit slips, and deposit books from January 1, </w:t>
-      </w:r>
-      <w:proofErr w:type="gramStart"/>
-      <w:r>
-        <w:rPr>
-          <w:rFonts w:eastAsia="Times New Roman"/>
-          <w:color w:val="000000"/>
-          <w:sz w:val="24"/>
-        </w:rPr>
-        <w:t>202</w:t>
+        <w:t>Please produce any and all records of all bank checking and/or savings accounts, money market accounts, investment accounts, or other financial institutions, maintained by you individually and/or jointly with any other or others including, but not limited to, monthly bank statements, all canceled checks, all deposit slips, and deposit books from January 1, 202</w:t>
       </w:r>
       <w:r>
         <w:rPr>
@@ -695,7 +609,6 @@
         </w:rPr>
         <w:t>4</w:t>
       </w:r>
-      <w:proofErr w:type="gramEnd"/>
       <w:r>
         <w:rPr>
           <w:rFonts w:eastAsia="Times New Roman"/>
@@ -751,44 +664,16 @@
           <w:color w:val="000000"/>
           <w:sz w:val="24"/>
         </w:rPr>
-        <w:t xml:space="preserve">Please produce </w:t>
-      </w:r>
-      <w:proofErr w:type="gramStart"/>
-      <w:r>
-        <w:rPr>
-          <w:rFonts w:eastAsia="Times New Roman"/>
-          <w:color w:val="000000"/>
-          <w:sz w:val="24"/>
-        </w:rPr>
-        <w:t>any and all</w:t>
-      </w:r>
-      <w:proofErr w:type="gramEnd"/>
-      <w:r>
-        <w:rPr>
-          <w:rFonts w:eastAsia="Times New Roman"/>
-          <w:color w:val="000000"/>
-          <w:sz w:val="24"/>
-        </w:rPr>
-        <w:t xml:space="preserve"> receipts, monthly statements, annual statements, or any other document evidencing any charges you have incurred since January 1, </w:t>
-      </w:r>
-      <w:proofErr w:type="gramStart"/>
-      <w:r>
-        <w:rPr>
-          <w:rFonts w:eastAsia="Times New Roman"/>
-          <w:color w:val="000000"/>
-          <w:sz w:val="24"/>
-        </w:rPr>
-        <w:t>202</w:t>
-      </w:r>
-      <w:r>
-        <w:rPr>
-          <w:rFonts w:eastAsia="Times New Roman"/>
-          <w:color w:val="000000"/>
-          <w:sz w:val="24"/>
-        </w:rPr>
-        <w:t>4</w:t>
-      </w:r>
-      <w:proofErr w:type="gramEnd"/>
+        <w:t>Please produce any and all receipts, monthly statements, annual statements, or any other document evidencing any charges you have incurred since January 1, 202</w:t>
+      </w:r>
+      <w:r>
+        <w:rPr>
+          <w:rFonts w:eastAsia="Times New Roman"/>
+          <w:color w:val="000000"/>
+          <w:sz w:val="24"/>
+        </w:rPr>
+        <w:t>5</w:t>
+      </w:r>
       <w:r>
         <w:rPr>
           <w:rFonts w:eastAsia="Times New Roman"/>
@@ -896,23 +781,13 @@
           <w:sz w:val="24"/>
         </w:rPr>
       </w:pPr>
-      <w:proofErr w:type="gramStart"/>
-      <w:r>
-        <w:rPr>
-          <w:rFonts w:eastAsia="Times New Roman"/>
-          <w:color w:val="000000"/>
-          <w:sz w:val="24"/>
-        </w:rPr>
-        <w:t>Any and all</w:t>
-      </w:r>
-      <w:proofErr w:type="gramEnd"/>
-      <w:r>
-        <w:rPr>
-          <w:rFonts w:eastAsia="Times New Roman"/>
-          <w:color w:val="000000"/>
-          <w:sz w:val="24"/>
-        </w:rPr>
-        <w:t xml:space="preserve"> documents in your possession and identified that are responsive to the Petitioner’s First Continuing Interrogatories.</w:t>
+      <w:r>
+        <w:rPr>
+          <w:rFonts w:eastAsia="Times New Roman"/>
+          <w:color w:val="000000"/>
+          <w:sz w:val="24"/>
+        </w:rPr>
+        <w:t>Any and all documents in your possession and identified that are responsive to the Petitioner’s First Continuing Interrogatories.</w:t>
       </w:r>
     </w:p>
     <w:p>
@@ -1032,25 +907,7 @@
           <w:color w:val="000000"/>
           <w:sz w:val="24"/>
         </w:rPr>
-        <w:t xml:space="preserve">Please produce </w:t>
-      </w:r>
-      <w:proofErr w:type="gramStart"/>
-      <w:r>
-        <w:rPr>
-          <w:rFonts w:eastAsia="Times New Roman"/>
-          <w:color w:val="000000"/>
-          <w:sz w:val="24"/>
-        </w:rPr>
-        <w:t>any and all</w:t>
-      </w:r>
-      <w:proofErr w:type="gramEnd"/>
-      <w:r>
-        <w:rPr>
-          <w:rFonts w:eastAsia="Times New Roman"/>
-          <w:color w:val="000000"/>
-          <w:sz w:val="24"/>
-        </w:rPr>
-        <w:t xml:space="preserve"> warranty and/or quitclaim deeds or deeds to secure debt in which you are named as grantee or grantor, whether individually and/or jointly with any other or others relating to any property in which you have an interest or equity.</w:t>
+        <w:t>Please produce any and all warranty and/or quitclaim deeds or deeds to secure debt in which you are named as grantee or grantor, whether individually and/or jointly with any other or others relating to any property in which you have an interest or equity.</w:t>
       </w:r>
       <w:r>
         <w:rPr>
@@ -1073,7 +930,7 @@
 </file>
 
 <file path=word/endnotes.xml><?xml version="1.0" encoding="utf-8"?>
-<w:endnotes xmlns:wpc="http://schemas.microsoft.com/office/word/2010/wordprocessingCanvas" xmlns:cx="http://schemas.microsoft.com/office/drawing/2014/chartex" xmlns:cx1="http://schemas.microsoft.com/office/drawing/2015/9/8/chartex" xmlns:cx2="http://schemas.microsoft.com/office/drawing/2015/10/21/chartex" xmlns:cx3="http://schemas.microsoft.com/office/drawing/2016/5/9/chartex" xmlns:cx4="http://schemas.microsoft.com/office/drawing/2016/5/10/chartex" xmlns:cx5="http://schemas.microsoft.com/office/drawing/2016/5/11/chartex" xmlns:cx6="http://schemas.microsoft.com/office/drawing/2016/5/12/chartex" xmlns:cx7="http://schemas.microsoft.com/office/drawing/2016/5/13/chartex" xmlns:cx8="http://schemas.microsoft.com/office/drawing/2016/5/14/chartex" xmlns:mc="http://schemas.openxmlformats.org/markup-compatibility/2006" xmlns:m="http://schemas.openxmlformats.org/officeDocument/2006/math" xmlns:aink="http://schemas.microsoft.com/office/drawing/2016/ink" xmlns:am3d="http://schemas.microsoft.com/office/drawing/2017/model3d" xmlns:oel="http://schemas.microsoft.com/office/2019/extlst" xmlns:r="http://schemas.openxmlformats.org/officeDocument/2006/relationships" xmlns:wp14="http://schemas.microsoft.com/office/word/2010/wordprocessingDrawing" xmlns:wp="http://schemas.openxmlformats.org/drawingml/2006/wordprocessingDrawing" xmlns:wpg="http://schemas.microsoft.com/office/word/2010/wordprocessingGroup" xmlns:wpi="http://schemas.microsoft.com/office/word/2010/wordprocessingInk" xmlns:wps="http://schemas.microsoft.com/office/word/2010/wordprocessingShape" xmlns:o="urn:schemas-microsoft-com:office:office" xmlns:v="urn:schemas-microsoft-com:vml" xmlns:w10="urn:schemas-microsoft-com:office:word" xmlns:w="http://schemas.openxmlformats.org/wordprocessingml/2006/main" xmlns:w14="http://schemas.microsoft.com/office/word/2010/wordml" xmlns:w15="http://schemas.microsoft.com/office/word/2012/wordml" xmlns:w16cex="http://schemas.microsoft.com/office/word/2018/wordml/cex" xmlns:w16cid="http://schemas.microsoft.com/office/word/2016/wordml/cid" xmlns:w16="http://schemas.microsoft.com/office/word/2018/wordml" xmlns:w16sdtdh="http://schemas.microsoft.com/office/word/2020/wordml/sdtdatahash" xmlns:w16sdtfl="http://schemas.microsoft.com/office/word/2024/wordml/sdtformatlock" xmlns:w16se="http://schemas.microsoft.com/office/word/2015/wordml/symex" xmlns:w16du="http://schemas.microsoft.com/office/word/2023/wordml/word16du" xmlns:wne="http://schemas.microsoft.com/office/word/2006/wordml" mc:Ignorable="w14 w15 w16se w16cid w16 w16cex w16sdtdh w16sdtfl w16du wp14">
+<w:endnotes xmlns:wpc="http://schemas.microsoft.com/office/word/2010/wordprocessingCanvas" xmlns:cx="http://schemas.microsoft.com/office/drawing/2014/chartex" xmlns:cx1="http://schemas.microsoft.com/office/drawing/2015/9/8/chartex" xmlns:cx2="http://schemas.microsoft.com/office/drawing/2015/10/21/chartex" xmlns:cx3="http://schemas.microsoft.com/office/drawing/2016/5/9/chartex" xmlns:cx4="http://schemas.microsoft.com/office/drawing/2016/5/10/chartex" xmlns:cx5="http://schemas.microsoft.com/office/drawing/2016/5/11/chartex" xmlns:cx6="http://schemas.microsoft.com/office/drawing/2016/5/12/chartex" xmlns:cx7="http://schemas.microsoft.com/office/drawing/2016/5/13/chartex" xmlns:cx8="http://schemas.microsoft.com/office/drawing/2016/5/14/chartex" xmlns:mc="http://schemas.openxmlformats.org/markup-compatibility/2006" xmlns:aink="http://schemas.microsoft.com/office/drawing/2016/ink" xmlns:am3d="http://schemas.microsoft.com/office/drawing/2017/model3d" xmlns:o="urn:schemas-microsoft-com:office:office" xmlns:oel="http://schemas.microsoft.com/office/2019/extlst" xmlns:r="http://schemas.openxmlformats.org/officeDocument/2006/relationships" xmlns:m="http://schemas.openxmlformats.org/officeDocument/2006/math" xmlns:v="urn:schemas-microsoft-com:vml" xmlns:wp14="http://schemas.microsoft.com/office/word/2010/wordprocessingDrawing" xmlns:wp="http://schemas.openxmlformats.org/drawingml/2006/wordprocessingDrawing" xmlns:w10="urn:schemas-microsoft-com:office:word" xmlns:w="http://schemas.openxmlformats.org/wordprocessingml/2006/main" xmlns:w14="http://schemas.microsoft.com/office/word/2010/wordml" xmlns:w15="http://schemas.microsoft.com/office/word/2012/wordml" xmlns:w16cex="http://schemas.microsoft.com/office/word/2018/wordml/cex" xmlns:w16cid="http://schemas.microsoft.com/office/word/2016/wordml/cid" xmlns:w16="http://schemas.microsoft.com/office/word/2018/wordml" xmlns:w16du="http://schemas.microsoft.com/office/word/2023/wordml/word16du" xmlns:w16sdtdh="http://schemas.microsoft.com/office/word/2020/wordml/sdtdatahash" xmlns:w16sdtfl="http://schemas.microsoft.com/office/word/2024/wordml/sdtformatlock" xmlns:w16se="http://schemas.microsoft.com/office/word/2015/wordml/symex" xmlns:wpg="http://schemas.microsoft.com/office/word/2010/wordprocessingGroup" xmlns:wpi="http://schemas.microsoft.com/office/word/2010/wordprocessingInk" xmlns:wne="http://schemas.microsoft.com/office/word/2006/wordml" xmlns:wps="http://schemas.microsoft.com/office/word/2010/wordprocessingShape" mc:Ignorable="w14 w15 w16se w16cid w16 w16cex w16sdtdh w16sdtfl w16du wp14">
   <w:endnote w:type="separator" w:id="-1">
     <w:p>
       <w:r>
@@ -1103,7 +960,7 @@
 </file>
 
 <file path=word/footnotes.xml><?xml version="1.0" encoding="utf-8"?>
-<w:footnotes xmlns:wpc="http://schemas.microsoft.com/office/word/2010/wordprocessingCanvas" xmlns:cx="http://schemas.microsoft.com/office/drawing/2014/chartex" xmlns:cx1="http://schemas.microsoft.com/office/drawing/2015/9/8/chartex" xmlns:cx2="http://schemas.microsoft.com/office/drawing/2015/10/21/chartex" xmlns:cx3="http://schemas.microsoft.com/office/drawing/2016/5/9/chartex" xmlns:cx4="http://schemas.microsoft.com/office/drawing/2016/5/10/chartex" xmlns:cx5="http://schemas.microsoft.com/office/drawing/2016/5/11/chartex" xmlns:cx6="http://schemas.microsoft.com/office/drawing/2016/5/12/chartex" xmlns:cx7="http://schemas.microsoft.com/office/drawing/2016/5/13/chartex" xmlns:cx8="http://schemas.microsoft.com/office/drawing/2016/5/14/chartex" xmlns:mc="http://schemas.openxmlformats.org/markup-compatibility/2006" xmlns:m="http://schemas.openxmlformats.org/officeDocument/2006/math" xmlns:aink="http://schemas.microsoft.com/office/drawing/2016/ink" xmlns:am3d="http://schemas.microsoft.com/office/drawing/2017/model3d" xmlns:oel="http://schemas.microsoft.com/office/2019/extlst" xmlns:r="http://schemas.openxmlformats.org/officeDocument/2006/relationships" xmlns:wp14="http://schemas.microsoft.com/office/word/2010/wordprocessingDrawing" xmlns:wp="http://schemas.openxmlformats.org/drawingml/2006/wordprocessingDrawing" xmlns:wpg="http://schemas.microsoft.com/office/word/2010/wordprocessingGroup" xmlns:wpi="http://schemas.microsoft.com/office/word/2010/wordprocessingInk" xmlns:wps="http://schemas.microsoft.com/office/word/2010/wordprocessingShape" xmlns:o="urn:schemas-microsoft-com:office:office" xmlns:v="urn:schemas-microsoft-com:vml" xmlns:w10="urn:schemas-microsoft-com:office:word" xmlns:w="http://schemas.openxmlformats.org/wordprocessingml/2006/main" xmlns:w14="http://schemas.microsoft.com/office/word/2010/wordml" xmlns:w15="http://schemas.microsoft.com/office/word/2012/wordml" xmlns:w16cex="http://schemas.microsoft.com/office/word/2018/wordml/cex" xmlns:w16cid="http://schemas.microsoft.com/office/word/2016/wordml/cid" xmlns:w16="http://schemas.microsoft.com/office/word/2018/wordml" xmlns:w16sdtdh="http://schemas.microsoft.com/office/word/2020/wordml/sdtdatahash" xmlns:w16sdtfl="http://schemas.microsoft.com/office/word/2024/wordml/sdtformatlock" xmlns:w16se="http://schemas.microsoft.com/office/word/2015/wordml/symex" xmlns:w16du="http://schemas.microsoft.com/office/word/2023/wordml/word16du" xmlns:wne="http://schemas.microsoft.com/office/word/2006/wordml" mc:Ignorable="w14 w15 w16se w16cid w16 w16cex w16sdtdh w16sdtfl w16du wp14">
+<w:footnotes xmlns:wpc="http://schemas.microsoft.com/office/word/2010/wordprocessingCanvas" xmlns:cx="http://schemas.microsoft.com/office/drawing/2014/chartex" xmlns:cx1="http://schemas.microsoft.com/office/drawing/2015/9/8/chartex" xmlns:cx2="http://schemas.microsoft.com/office/drawing/2015/10/21/chartex" xmlns:cx3="http://schemas.microsoft.com/office/drawing/2016/5/9/chartex" xmlns:cx4="http://schemas.microsoft.com/office/drawing/2016/5/10/chartex" xmlns:cx5="http://schemas.microsoft.com/office/drawing/2016/5/11/chartex" xmlns:cx6="http://schemas.microsoft.com/office/drawing/2016/5/12/chartex" xmlns:cx7="http://schemas.microsoft.com/office/drawing/2016/5/13/chartex" xmlns:cx8="http://schemas.microsoft.com/office/drawing/2016/5/14/chartex" xmlns:mc="http://schemas.openxmlformats.org/markup-compatibility/2006" xmlns:aink="http://schemas.microsoft.com/office/drawing/2016/ink" xmlns:am3d="http://schemas.microsoft.com/office/drawing/2017/model3d" xmlns:o="urn:schemas-microsoft-com:office:office" xmlns:oel="http://schemas.microsoft.com/office/2019/extlst" xmlns:r="http://schemas.openxmlformats.org/officeDocument/2006/relationships" xmlns:m="http://schemas.openxmlformats.org/officeDocument/2006/math" xmlns:v="urn:schemas-microsoft-com:vml" xmlns:wp14="http://schemas.microsoft.com/office/word/2010/wordprocessingDrawing" xmlns:wp="http://schemas.openxmlformats.org/drawingml/2006/wordprocessingDrawing" xmlns:w10="urn:schemas-microsoft-com:office:word" xmlns:w="http://schemas.openxmlformats.org/wordprocessingml/2006/main" xmlns:w14="http://schemas.microsoft.com/office/word/2010/wordml" xmlns:w15="http://schemas.microsoft.com/office/word/2012/wordml" xmlns:w16cex="http://schemas.microsoft.com/office/word/2018/wordml/cex" xmlns:w16cid="http://schemas.microsoft.com/office/word/2016/wordml/cid" xmlns:w16="http://schemas.microsoft.com/office/word/2018/wordml" xmlns:w16du="http://schemas.microsoft.com/office/word/2023/wordml/word16du" xmlns:w16sdtdh="http://schemas.microsoft.com/office/word/2020/wordml/sdtdatahash" xmlns:w16sdtfl="http://schemas.microsoft.com/office/word/2024/wordml/sdtformatlock" xmlns:w16se="http://schemas.microsoft.com/office/word/2015/wordml/symex" xmlns:wpg="http://schemas.microsoft.com/office/word/2010/wordprocessingGroup" xmlns:wpi="http://schemas.microsoft.com/office/word/2010/wordprocessingInk" xmlns:wne="http://schemas.microsoft.com/office/word/2006/wordml" xmlns:wps="http://schemas.microsoft.com/office/word/2010/wordprocessingShape" mc:Ignorable="w14 w15 w16se w16cid w16 w16cex w16sdtdh w16sdtfl w16du wp14">
   <w:footnote w:type="separator" w:id="-1">
     <w:p/>
   </w:footnote>
@@ -1118,7 +975,7 @@
 </file>
 
 <file path=word/numbering.xml><?xml version="1.0" encoding="utf-8"?>
-<w:numbering xmlns:wpc="http://schemas.microsoft.com/office/word/2010/wordprocessingCanvas" xmlns:cx="http://schemas.microsoft.com/office/drawing/2014/chartex" xmlns:cx1="http://schemas.microsoft.com/office/drawing/2015/9/8/chartex" xmlns:cx2="http://schemas.microsoft.com/office/drawing/2015/10/21/chartex" xmlns:cx3="http://schemas.microsoft.com/office/drawing/2016/5/9/chartex" xmlns:cx4="http://schemas.microsoft.com/office/drawing/2016/5/10/chartex" xmlns:cx5="http://schemas.microsoft.com/office/drawing/2016/5/11/chartex" xmlns:cx6="http://schemas.microsoft.com/office/drawing/2016/5/12/chartex" xmlns:cx7="http://schemas.microsoft.com/office/drawing/2016/5/13/chartex" xmlns:cx8="http://schemas.microsoft.com/office/drawing/2016/5/14/chartex" xmlns:mc="http://schemas.openxmlformats.org/markup-compatibility/2006" xmlns:m="http://schemas.openxmlformats.org/officeDocument/2006/math" xmlns:aink="http://schemas.microsoft.com/office/drawing/2016/ink" xmlns:am3d="http://schemas.microsoft.com/office/drawing/2017/model3d" xmlns:oel="http://schemas.microsoft.com/office/2019/extlst" xmlns:r="http://schemas.openxmlformats.org/officeDocument/2006/relationships" xmlns:wp14="http://schemas.microsoft.com/office/word/2010/wordprocessingDrawing" xmlns:wp="http://schemas.openxmlformats.org/drawingml/2006/wordprocessingDrawing" xmlns:wpg="http://schemas.microsoft.com/office/word/2010/wordprocessingGroup" xmlns:wpi="http://schemas.microsoft.com/office/word/2010/wordprocessingInk" xmlns:wps="http://schemas.microsoft.com/office/word/2010/wordprocessingShape" xmlns:o="urn:schemas-microsoft-com:office:office" xmlns:v="urn:schemas-microsoft-com:vml" xmlns:w10="urn:schemas-microsoft-com:office:word" xmlns:w="http://schemas.openxmlformats.org/wordprocessingml/2006/main" xmlns:w14="http://schemas.microsoft.com/office/word/2010/wordml" xmlns:w15="http://schemas.microsoft.com/office/word/2012/wordml" xmlns:w16cex="http://schemas.microsoft.com/office/word/2018/wordml/cex" xmlns:w16cid="http://schemas.microsoft.com/office/word/2016/wordml/cid" xmlns:w16="http://schemas.microsoft.com/office/word/2018/wordml" xmlns:w16sdtdh="http://schemas.microsoft.com/office/word/2020/wordml/sdtdatahash" xmlns:w16sdtfl="http://schemas.microsoft.com/office/word/2024/wordml/sdtformatlock" xmlns:w16se="http://schemas.microsoft.com/office/word/2015/wordml/symex" xmlns:w16du="http://schemas.microsoft.com/office/word/2023/wordml/word16du" xmlns:wne="http://schemas.microsoft.com/office/word/2006/wordml" mc:Ignorable="w14 w15 w16se w16cid w16 w16cex w16sdtdh w16sdtfl w16du wp14">
+<w:numbering xmlns:wpc="http://schemas.microsoft.com/office/word/2010/wordprocessingCanvas" xmlns:cx="http://schemas.microsoft.com/office/drawing/2014/chartex" xmlns:cx1="http://schemas.microsoft.com/office/drawing/2015/9/8/chartex" xmlns:cx2="http://schemas.microsoft.com/office/drawing/2015/10/21/chartex" xmlns:cx3="http://schemas.microsoft.com/office/drawing/2016/5/9/chartex" xmlns:cx4="http://schemas.microsoft.com/office/drawing/2016/5/10/chartex" xmlns:cx5="http://schemas.microsoft.com/office/drawing/2016/5/11/chartex" xmlns:cx6="http://schemas.microsoft.com/office/drawing/2016/5/12/chartex" xmlns:cx7="http://schemas.microsoft.com/office/drawing/2016/5/13/chartex" xmlns:cx8="http://schemas.microsoft.com/office/drawing/2016/5/14/chartex" xmlns:mc="http://schemas.openxmlformats.org/markup-compatibility/2006" xmlns:aink="http://schemas.microsoft.com/office/drawing/2016/ink" xmlns:am3d="http://schemas.microsoft.com/office/drawing/2017/model3d" xmlns:o="urn:schemas-microsoft-com:office:office" xmlns:oel="http://schemas.microsoft.com/office/2019/extlst" xmlns:r="http://schemas.openxmlformats.org/officeDocument/2006/relationships" xmlns:m="http://schemas.openxmlformats.org/officeDocument/2006/math" xmlns:v="urn:schemas-microsoft-com:vml" xmlns:wp14="http://schemas.microsoft.com/office/word/2010/wordprocessingDrawing" xmlns:wp="http://schemas.openxmlformats.org/drawingml/2006/wordprocessingDrawing" xmlns:w10="urn:schemas-microsoft-com:office:word" xmlns:w="http://schemas.openxmlformats.org/wordprocessingml/2006/main" xmlns:w14="http://schemas.microsoft.com/office/word/2010/wordml" xmlns:w15="http://schemas.microsoft.com/office/word/2012/wordml" xmlns:w16cex="http://schemas.microsoft.com/office/word/2018/wordml/cex" xmlns:w16cid="http://schemas.microsoft.com/office/word/2016/wordml/cid" xmlns:w16="http://schemas.microsoft.com/office/word/2018/wordml" xmlns:w16du="http://schemas.microsoft.com/office/word/2023/wordml/word16du" xmlns:w16sdtdh="http://schemas.microsoft.com/office/word/2020/wordml/sdtdatahash" xmlns:w16sdtfl="http://schemas.microsoft.com/office/word/2024/wordml/sdtformatlock" xmlns:w16se="http://schemas.microsoft.com/office/word/2015/wordml/symex" xmlns:wpg="http://schemas.microsoft.com/office/word/2010/wordprocessingGroup" xmlns:wpi="http://schemas.microsoft.com/office/word/2010/wordprocessingInk" xmlns:wne="http://schemas.microsoft.com/office/word/2006/wordml" xmlns:wps="http://schemas.microsoft.com/office/word/2010/wordprocessingShape" mc:Ignorable="w14 w15 w16se w16cid w16 w16cex w16sdtdh w16sdtfl w16du wp14">
   <w:abstractNum w:abstractNumId="0" w15:restartNumberingAfterBreak="0">
     <w:nsid w:val="05C63E2F"/>
     <w:multiLevelType w:val="multilevel"/>
@@ -1394,7 +1251,7 @@
 </file>
 
 <file path=word/styles.xml><?xml version="1.0" encoding="utf-8"?>
-<w:styles xmlns:mc="http://schemas.openxmlformats.org/markup-compatibility/2006" xmlns:r="http://schemas.openxmlformats.org/officeDocument/2006/relationships" xmlns:w="http://schemas.openxmlformats.org/wordprocessingml/2006/main" xmlns:w14="http://schemas.microsoft.com/office/word/2010/wordml" xmlns:w15="http://schemas.microsoft.com/office/word/2012/wordml" xmlns:w16cex="http://schemas.microsoft.com/office/word/2018/wordml/cex" xmlns:w16cid="http://schemas.microsoft.com/office/word/2016/wordml/cid" xmlns:w16="http://schemas.microsoft.com/office/word/2018/wordml" xmlns:w16sdtdh="http://schemas.microsoft.com/office/word/2020/wordml/sdtdatahash" xmlns:w16sdtfl="http://schemas.microsoft.com/office/word/2024/wordml/sdtformatlock" xmlns:w16se="http://schemas.microsoft.com/office/word/2015/wordml/symex" xmlns:w16du="http://schemas.microsoft.com/office/word/2023/wordml/word16du" mc:Ignorable="w14 w15 w16se w16cid w16 w16cex w16sdtdh w16sdtfl w16du">
+<w:styles xmlns:mc="http://schemas.openxmlformats.org/markup-compatibility/2006" xmlns:r="http://schemas.openxmlformats.org/officeDocument/2006/relationships" xmlns:w="http://schemas.openxmlformats.org/wordprocessingml/2006/main" xmlns:w14="http://schemas.microsoft.com/office/word/2010/wordml" xmlns:w15="http://schemas.microsoft.com/office/word/2012/wordml" xmlns:w16cex="http://schemas.microsoft.com/office/word/2018/wordml/cex" xmlns:w16cid="http://schemas.microsoft.com/office/word/2016/wordml/cid" xmlns:w16="http://schemas.microsoft.com/office/word/2018/wordml" xmlns:w16du="http://schemas.microsoft.com/office/word/2023/wordml/word16du" xmlns:w16sdtdh="http://schemas.microsoft.com/office/word/2020/wordml/sdtdatahash" xmlns:w16sdtfl="http://schemas.microsoft.com/office/word/2024/wordml/sdtformatlock" xmlns:w16se="http://schemas.microsoft.com/office/word/2015/wordml/symex" mc:Ignorable="w14 w15 w16se w16cid w16 w16cex w16sdtdh w16sdtfl w16du">
   <w:docDefaults>
     <w:rPrDefault>
       <w:rPr>
